--- a/Report/lab10/YechongZhao_35523115.docx
+++ b/Report/lab10/YechongZhao_35523115.docx
@@ -35,7 +35,7 @@
           <w:shd w:val="clear" w:color="auto" w:fill="FFFFFF"/>
           <w:lang w:val="en-US" w:eastAsia="zh-CN"/>
         </w:rPr>
-        <w:t>10</w:t>
+        <w:t>9</w:t>
       </w:r>
       <w:r>
         <w:rPr>
@@ -53,25 +53,31 @@
         <w:pStyle w:val="4"/>
         <w:bidi w:val="0"/>
         <w:rPr>
-          <w:rFonts w:hint="default"/>
-          <w:lang w:val="en-US" w:eastAsia="zh-CN"/>
-        </w:rPr>
-      </w:pPr>
-      <w:r>
-        <w:rPr>
           <w:rFonts w:hint="eastAsia"/>
           <w:lang w:val="en-US" w:eastAsia="zh-CN"/>
         </w:rPr>
+      </w:pPr>
+      <w:r>
+        <w:rPr>
+          <w:rFonts w:hint="eastAsia"/>
+          <w:lang w:val="en-US" w:eastAsia="zh-CN"/>
+        </w:rPr>
         <w:t>Screenshot Set1</w:t>
       </w:r>
     </w:p>
     <w:p>
+      <w:pPr>
+        <w:rPr>
+          <w:rFonts w:hint="eastAsia"/>
+          <w:lang w:val="en-US" w:eastAsia="zh-CN"/>
+        </w:rPr>
+      </w:pPr>
       <w:r>
         <w:drawing>
           <wp:inline distT="0" distB="0" distL="114300" distR="114300">
-            <wp:extent cx="5266690" cy="2504440"/>
-            <wp:effectExtent l="0" t="0" r="6350" b="10160"/>
-            <wp:docPr id="1" name="图片 1"/>
+            <wp:extent cx="5266690" cy="2649855"/>
+            <wp:effectExtent l="0" t="0" r="6350" b="1905"/>
+            <wp:docPr id="5" name="图片 2"/>
             <wp:cNvGraphicFramePr>
               <a:graphicFrameLocks xmlns:a="http://schemas.openxmlformats.org/drawingml/2006/main" noChangeAspect="1"/>
             </wp:cNvGraphicFramePr>
@@ -79,7 +85,7 @@
               <a:graphicData uri="http://schemas.openxmlformats.org/drawingml/2006/picture">
                 <pic:pic xmlns:pic="http://schemas.openxmlformats.org/drawingml/2006/picture">
                   <pic:nvPicPr>
-                    <pic:cNvPr id="1" name="图片 1"/>
+                    <pic:cNvPr id="5" name="图片 2"/>
                     <pic:cNvPicPr>
                       <a:picLocks noChangeAspect="1"/>
                     </pic:cNvPicPr>
@@ -93,7 +99,7 @@
                   <pic:spPr>
                     <a:xfrm>
                       <a:off x="0" y="0"/>
-                      <a:ext cx="5266690" cy="2504440"/>
+                      <a:ext cx="5266690" cy="2649855"/>
                     </a:xfrm>
                     <a:prstGeom prst="rect">
                       <a:avLst/>
@@ -111,12 +117,18 @@
       </w:r>
     </w:p>
     <w:p>
+      <w:pPr>
+        <w:rPr>
+          <w:rFonts w:hint="default"/>
+          <w:lang w:val="en-US" w:eastAsia="zh-CN"/>
+        </w:rPr>
+      </w:pPr>
       <w:r>
         <w:drawing>
           <wp:inline distT="0" distB="0" distL="114300" distR="114300">
-            <wp:extent cx="5266690" cy="2797810"/>
-            <wp:effectExtent l="0" t="0" r="6350" b="6350"/>
-            <wp:docPr id="3" name="图片 3"/>
+            <wp:extent cx="5266690" cy="2649855"/>
+            <wp:effectExtent l="0" t="0" r="6350" b="1905"/>
+            <wp:docPr id="4" name="图片 1"/>
             <wp:cNvGraphicFramePr>
               <a:graphicFrameLocks xmlns:a="http://schemas.openxmlformats.org/drawingml/2006/main" noChangeAspect="1"/>
             </wp:cNvGraphicFramePr>
@@ -124,7 +136,7 @@
               <a:graphicData uri="http://schemas.openxmlformats.org/drawingml/2006/picture">
                 <pic:pic xmlns:pic="http://schemas.openxmlformats.org/drawingml/2006/picture">
                   <pic:nvPicPr>
-                    <pic:cNvPr id="3" name="图片 3"/>
+                    <pic:cNvPr id="4" name="图片 1"/>
                     <pic:cNvPicPr>
                       <a:picLocks noChangeAspect="1"/>
                     </pic:cNvPicPr>
@@ -138,7 +150,7 @@
                   <pic:spPr>
                     <a:xfrm>
                       <a:off x="0" y="0"/>
-                      <a:ext cx="5266690" cy="2797810"/>
+                      <a:ext cx="5266690" cy="2649855"/>
                     </a:xfrm>
                     <a:prstGeom prst="rect">
                       <a:avLst/>
@@ -173,12 +185,32 @@
       </w:r>
     </w:p>
     <w:p>
+      <w:pPr>
+        <w:rPr>
+          <w:rFonts w:hint="default"/>
+          <w:lang w:val="en-US" w:eastAsia="zh-CN"/>
+        </w:rPr>
+      </w:pPr>
+    </w:p>
+    <w:p>
+      <w:pPr>
+        <w:rPr>
+          <w:rFonts w:hint="default"/>
+          <w:lang w:val="en-US" w:eastAsia="zh-CN"/>
+        </w:rPr>
+        <w:sectPr>
+          <w:pgSz w:w="11906" w:h="16838"/>
+          <w:pgMar w:top="1440" w:right="1800" w:bottom="1440" w:left="1800" w:header="851" w:footer="992" w:gutter="0"/>
+          <w:cols w:space="425" w:num="1"/>
+          <w:docGrid w:type="lines" w:linePitch="312" w:charSpace="0"/>
+        </w:sectPr>
+      </w:pPr>
       <w:r>
         <w:drawing>
           <wp:inline distT="0" distB="0" distL="114300" distR="114300">
-            <wp:extent cx="5266690" cy="2504440"/>
-            <wp:effectExtent l="0" t="0" r="6350" b="10160"/>
-            <wp:docPr id="2" name="图片 2"/>
+            <wp:extent cx="5265420" cy="2679065"/>
+            <wp:effectExtent l="0" t="0" r="7620" b="3175"/>
+            <wp:docPr id="6" name="图片 3"/>
             <wp:cNvGraphicFramePr>
               <a:graphicFrameLocks xmlns:a="http://schemas.openxmlformats.org/drawingml/2006/main" noChangeAspect="1"/>
             </wp:cNvGraphicFramePr>
@@ -186,7 +218,7 @@
               <a:graphicData uri="http://schemas.openxmlformats.org/drawingml/2006/picture">
                 <pic:pic xmlns:pic="http://schemas.openxmlformats.org/drawingml/2006/picture">
                   <pic:nvPicPr>
-                    <pic:cNvPr id="2" name="图片 2"/>
+                    <pic:cNvPr id="6" name="图片 3"/>
                     <pic:cNvPicPr>
                       <a:picLocks noChangeAspect="1"/>
                     </pic:cNvPicPr>
@@ -200,7 +232,7 @@
                   <pic:spPr>
                     <a:xfrm>
                       <a:off x="0" y="0"/>
-                      <a:ext cx="5266690" cy="2504440"/>
+                      <a:ext cx="5265420" cy="2679065"/>
                     </a:xfrm>
                     <a:prstGeom prst="rect">
                       <a:avLst/>
@@ -219,31 +251,103 @@
     </w:p>
     <w:p>
       <w:pPr>
+        <w:pStyle w:val="2"/>
+        <w:widowControl/>
+        <w:shd w:val="clear" w:color="auto" w:fill="FFFFFF"/>
+        <w:spacing w:beforeAutospacing="0" w:afterAutospacing="0"/>
+        <w:rPr>
+          <w:rFonts w:ascii="Arial" w:hAnsi="Arial" w:cs="Arial"/>
+          <w:color w:val="222222"/>
+          <w:sz w:val="32"/>
+          <w:szCs w:val="32"/>
+          <w:shd w:val="clear" w:color="auto" w:fill="FFFFFF"/>
+        </w:rPr>
+      </w:pPr>
+      <w:r>
+        <w:rPr>
+          <w:rFonts w:hint="default" w:ascii="Arial" w:hAnsi="Arial" w:eastAsia="Arial" w:cs="Arial"/>
+          <w:color w:val="222222"/>
+          <w:sz w:val="32"/>
+          <w:szCs w:val="32"/>
+          <w:shd w:val="clear" w:color="auto" w:fill="FFFFFF"/>
+        </w:rPr>
+        <w:t xml:space="preserve">EFOLIO TASK </w:t>
+      </w:r>
+      <w:r>
+        <w:rPr>
+          <w:rFonts w:hint="eastAsia" w:ascii="Arial" w:hAnsi="Arial" w:cs="Arial"/>
+          <w:color w:val="222222"/>
+          <w:sz w:val="32"/>
+          <w:szCs w:val="32"/>
+          <w:shd w:val="clear" w:color="auto" w:fill="FFFFFF"/>
+          <w:lang w:val="en-US" w:eastAsia="zh-CN"/>
+        </w:rPr>
+        <w:t>9</w:t>
+      </w:r>
+      <w:r>
+        <w:rPr>
+          <w:rFonts w:hint="default" w:ascii="Arial" w:hAnsi="Arial" w:eastAsia="Arial" w:cs="Arial"/>
+          <w:color w:val="222222"/>
+          <w:sz w:val="32"/>
+          <w:szCs w:val="32"/>
+          <w:shd w:val="clear" w:color="auto" w:fill="FFFFFF"/>
+        </w:rPr>
+        <w:t>.</w:t>
+      </w:r>
+      <w:r>
+        <w:rPr>
+          <w:rFonts w:ascii="Arial" w:hAnsi="Arial" w:cs="Arial"/>
+          <w:color w:val="222222"/>
+          <w:sz w:val="32"/>
+          <w:szCs w:val="32"/>
+          <w:shd w:val="clear" w:color="auto" w:fill="FFFFFF"/>
+        </w:rPr>
+        <w:t>2</w:t>
+      </w:r>
+    </w:p>
+    <w:p>
+      <w:pPr>
+        <w:pStyle w:val="4"/>
+        <w:bidi w:val="0"/>
+        <w:rPr>
+          <w:rFonts w:hint="eastAsia"/>
+          <w:lang w:val="en-US" w:eastAsia="zh-CN"/>
+        </w:rPr>
+      </w:pPr>
+      <w:r>
+        <w:rPr>
+          <w:rFonts w:hint="eastAsia"/>
+          <w:lang w:val="en-US" w:eastAsia="zh-CN"/>
+        </w:rPr>
+        <w:t>Screenshot Set1</w:t>
+      </w:r>
+    </w:p>
+    <w:p>
+      <w:pPr>
         <w:rPr>
           <w:rFonts w:hint="default"/>
+          <w:b/>
+          <w:bCs/>
+          <w:lang w:val="en-US"/>
+        </w:rPr>
+      </w:pPr>
+      <w:r>
+        <w:rPr>
+          <w:rFonts w:hint="eastAsia"/>
+          <w:b/>
+          <w:bCs/>
           <w:lang w:val="en-US" w:eastAsia="zh-CN"/>
         </w:rPr>
-      </w:pPr>
-    </w:p>
-    <w:p>
-      <w:pPr>
-        <w:rPr>
-          <w:rFonts w:hint="default"/>
-          <w:lang w:val="en-US" w:eastAsia="zh-CN"/>
-        </w:rPr>
-        <w:sectPr>
-          <w:pgSz w:w="11906" w:h="16838"/>
-          <w:pgMar w:top="1440" w:right="1800" w:bottom="1440" w:left="1800" w:header="851" w:footer="992" w:gutter="0"/>
-          <w:cols w:space="425" w:num="1"/>
-          <w:docGrid w:type="lines" w:linePitch="312" w:charSpace="0"/>
-        </w:sectPr>
-      </w:pPr>
+        <w:t>Origin</w:t>
+      </w:r>
+    </w:p>
+    <w:p>
       <w:r>
         <w:drawing>
           <wp:inline distT="0" distB="0" distL="114300" distR="114300">
-            <wp:extent cx="5266690" cy="2797810"/>
-            <wp:effectExtent l="0" t="0" r="6350" b="6350"/>
-            <wp:docPr id="6" name="图片 6"/>
+            <wp:extent cx="5266690" cy="2649855"/>
+            <wp:effectExtent l="0" t="0" r="6350" b="1905"/>
+            <wp:docPr id="8" name="图片 5"/>
             <wp:cNvGraphicFramePr>
               <a:graphicFrameLocks xmlns:a="http://schemas.openxmlformats.org/drawingml/2006/main" noChangeAspect="1"/>
             </wp:cNvGraphicFramePr>
@@ -251,7 +355,7 @@
               <a:graphicData uri="http://schemas.openxmlformats.org/drawingml/2006/picture">
                 <pic:pic xmlns:pic="http://schemas.openxmlformats.org/drawingml/2006/picture">
                   <pic:nvPicPr>
-                    <pic:cNvPr id="6" name="图片 6"/>
+                    <pic:cNvPr id="8" name="图片 5"/>
                     <pic:cNvPicPr>
                       <a:picLocks noChangeAspect="1"/>
                     </pic:cNvPicPr>
@@ -265,7 +369,7 @@
                   <pic:spPr>
                     <a:xfrm>
                       <a:off x="0" y="0"/>
-                      <a:ext cx="5266690" cy="2797810"/>
+                      <a:ext cx="5266690" cy="2649855"/>
                     </a:xfrm>
                     <a:prstGeom prst="rect">
                       <a:avLst/>
@@ -283,87 +387,12 @@
       </w:r>
     </w:p>
     <w:p>
-      <w:pPr>
-        <w:pStyle w:val="2"/>
-        <w:widowControl/>
-        <w:shd w:val="clear" w:color="auto" w:fill="FFFFFF"/>
-        <w:spacing w:beforeAutospacing="0" w:afterAutospacing="0"/>
-        <w:rPr>
-          <w:rFonts w:ascii="Arial" w:hAnsi="Arial" w:cs="Arial"/>
-          <w:color w:val="222222"/>
-          <w:sz w:val="32"/>
-          <w:szCs w:val="32"/>
-          <w:shd w:val="clear" w:color="auto" w:fill="FFFFFF"/>
-        </w:rPr>
-      </w:pPr>
-      <w:r>
-        <w:rPr>
-          <w:rFonts w:hint="default" w:ascii="Arial" w:hAnsi="Arial" w:eastAsia="Arial" w:cs="Arial"/>
-          <w:color w:val="222222"/>
-          <w:sz w:val="32"/>
-          <w:szCs w:val="32"/>
-          <w:shd w:val="clear" w:color="auto" w:fill="FFFFFF"/>
-        </w:rPr>
-        <w:t xml:space="preserve">EFOLIO TASK </w:t>
-      </w:r>
-      <w:r>
-        <w:rPr>
-          <w:rFonts w:hint="eastAsia" w:ascii="Arial" w:hAnsi="Arial" w:cs="Arial"/>
-          <w:color w:val="222222"/>
-          <w:sz w:val="32"/>
-          <w:szCs w:val="32"/>
-          <w:shd w:val="clear" w:color="auto" w:fill="FFFFFF"/>
-          <w:lang w:val="en-US" w:eastAsia="zh-CN"/>
-        </w:rPr>
-        <w:t>10</w:t>
-      </w:r>
-      <w:bookmarkStart w:id="0" w:name="_GoBack"/>
-      <w:bookmarkEnd w:id="0"/>
-      <w:r>
-        <w:rPr>
-          <w:rFonts w:hint="default" w:ascii="Arial" w:hAnsi="Arial" w:eastAsia="Arial" w:cs="Arial"/>
-          <w:color w:val="222222"/>
-          <w:sz w:val="32"/>
-          <w:szCs w:val="32"/>
-          <w:shd w:val="clear" w:color="auto" w:fill="FFFFFF"/>
-        </w:rPr>
-        <w:t>.</w:t>
-      </w:r>
-      <w:r>
-        <w:rPr>
-          <w:rFonts w:ascii="Arial" w:hAnsi="Arial" w:cs="Arial"/>
-          <w:color w:val="222222"/>
-          <w:sz w:val="32"/>
-          <w:szCs w:val="32"/>
-          <w:shd w:val="clear" w:color="auto" w:fill="FFFFFF"/>
-        </w:rPr>
-        <w:t>2</w:t>
-      </w:r>
-    </w:p>
-    <w:p>
-      <w:pPr>
-        <w:pStyle w:val="4"/>
-        <w:bidi w:val="0"/>
-        <w:rPr>
-          <w:rFonts w:hint="default"/>
-          <w:lang w:val="en-US" w:eastAsia="zh-CN"/>
-        </w:rPr>
-      </w:pPr>
-      <w:r>
-        <w:rPr>
-          <w:rFonts w:hint="eastAsia"/>
-          <w:lang w:val="en-US" w:eastAsia="zh-CN"/>
-        </w:rPr>
-        <w:t>Screenshot Set1</w:t>
-      </w:r>
-    </w:p>
-    <w:p>
       <w:r>
         <w:drawing>
           <wp:inline distT="0" distB="0" distL="114300" distR="114300">
-            <wp:extent cx="5266690" cy="2504440"/>
-            <wp:effectExtent l="0" t="0" r="6350" b="10160"/>
-            <wp:docPr id="7" name="图片 7"/>
+            <wp:extent cx="5266690" cy="2649855"/>
+            <wp:effectExtent l="0" t="0" r="6350" b="1905"/>
+            <wp:docPr id="9" name="图片 6"/>
             <wp:cNvGraphicFramePr>
               <a:graphicFrameLocks xmlns:a="http://schemas.openxmlformats.org/drawingml/2006/main" noChangeAspect="1"/>
             </wp:cNvGraphicFramePr>
@@ -371,7 +400,7 @@
               <a:graphicData uri="http://schemas.openxmlformats.org/drawingml/2006/picture">
                 <pic:pic xmlns:pic="http://schemas.openxmlformats.org/drawingml/2006/picture">
                   <pic:nvPicPr>
-                    <pic:cNvPr id="7" name="图片 7"/>
+                    <pic:cNvPr id="9" name="图片 6"/>
                     <pic:cNvPicPr>
                       <a:picLocks noChangeAspect="1"/>
                     </pic:cNvPicPr>
@@ -385,7 +414,7 @@
                   <pic:spPr>
                     <a:xfrm>
                       <a:off x="0" y="0"/>
-                      <a:ext cx="5266690" cy="2504440"/>
+                      <a:ext cx="5266690" cy="2649855"/>
                     </a:xfrm>
                     <a:prstGeom prst="rect">
                       <a:avLst/>
@@ -402,14 +431,32 @@
         </w:drawing>
       </w:r>
     </w:p>
-    <w:p/>
+    <w:p>
+      <w:pPr>
+        <w:rPr>
+          <w:rFonts w:hint="default" w:eastAsiaTheme="minorEastAsia"/>
+          <w:b/>
+          <w:bCs/>
+          <w:lang w:val="en-US" w:eastAsia="zh-CN"/>
+        </w:rPr>
+      </w:pPr>
+      <w:r>
+        <w:rPr>
+          <w:rFonts w:hint="eastAsia"/>
+          <w:b/>
+          <w:bCs/>
+          <w:lang w:val="en-US" w:eastAsia="zh-CN"/>
+        </w:rPr>
+        <w:t>Later</w:t>
+      </w:r>
+    </w:p>
     <w:p>
       <w:r>
         <w:drawing>
           <wp:inline distT="0" distB="0" distL="114300" distR="114300">
-            <wp:extent cx="5266690" cy="2504440"/>
-            <wp:effectExtent l="0" t="0" r="6350" b="10160"/>
-            <wp:docPr id="8" name="图片 8"/>
+            <wp:extent cx="5265420" cy="2687955"/>
+            <wp:effectExtent l="0" t="0" r="7620" b="9525"/>
+            <wp:docPr id="11" name="图片 8"/>
             <wp:cNvGraphicFramePr>
               <a:graphicFrameLocks xmlns:a="http://schemas.openxmlformats.org/drawingml/2006/main" noChangeAspect="1"/>
             </wp:cNvGraphicFramePr>
@@ -417,7 +464,7 @@
               <a:graphicData uri="http://schemas.openxmlformats.org/drawingml/2006/picture">
                 <pic:pic xmlns:pic="http://schemas.openxmlformats.org/drawingml/2006/picture">
                   <pic:nvPicPr>
-                    <pic:cNvPr id="8" name="图片 8"/>
+                    <pic:cNvPr id="11" name="图片 8"/>
                     <pic:cNvPicPr>
                       <a:picLocks noChangeAspect="1"/>
                     </pic:cNvPicPr>
@@ -431,7 +478,7 @@
                   <pic:spPr>
                     <a:xfrm>
                       <a:off x="0" y="0"/>
-                      <a:ext cx="5266690" cy="2504440"/>
+                      <a:ext cx="5265420" cy="2687955"/>
                     </a:xfrm>
                     <a:prstGeom prst="rect">
                       <a:avLst/>
@@ -452,9 +499,9 @@
       <w:r>
         <w:drawing>
           <wp:inline distT="0" distB="0" distL="114300" distR="114300">
-            <wp:extent cx="5266690" cy="2797810"/>
-            <wp:effectExtent l="0" t="0" r="6350" b="6350"/>
-            <wp:docPr id="9" name="图片 9"/>
+            <wp:extent cx="5266690" cy="2649855"/>
+            <wp:effectExtent l="0" t="0" r="6350" b="1905"/>
+            <wp:docPr id="12" name="图片 9"/>
             <wp:cNvGraphicFramePr>
               <a:graphicFrameLocks xmlns:a="http://schemas.openxmlformats.org/drawingml/2006/main" noChangeAspect="1"/>
             </wp:cNvGraphicFramePr>
@@ -462,7 +509,7 @@
               <a:graphicData uri="http://schemas.openxmlformats.org/drawingml/2006/picture">
                 <pic:pic xmlns:pic="http://schemas.openxmlformats.org/drawingml/2006/picture">
                   <pic:nvPicPr>
-                    <pic:cNvPr id="9" name="图片 9"/>
+                    <pic:cNvPr id="12" name="图片 9"/>
                     <pic:cNvPicPr>
                       <a:picLocks noChangeAspect="1"/>
                     </pic:cNvPicPr>
@@ -476,7 +523,7 @@
                   <pic:spPr>
                     <a:xfrm>
                       <a:off x="0" y="0"/>
-                      <a:ext cx="5266690" cy="2797810"/>
+                      <a:ext cx="5266690" cy="2649855"/>
                     </a:xfrm>
                     <a:prstGeom prst="rect">
                       <a:avLst/>
@@ -494,29 +541,12 @@
       </w:r>
     </w:p>
     <w:p>
-      <w:pPr>
-        <w:pStyle w:val="4"/>
-        <w:bidi w:val="0"/>
-        <w:rPr>
-          <w:rFonts w:hint="default"/>
-          <w:lang w:val="en-US" w:eastAsia="zh-CN"/>
-        </w:rPr>
-      </w:pPr>
-      <w:r>
-        <w:rPr>
-          <w:rFonts w:hint="eastAsia"/>
-          <w:lang w:val="en-US" w:eastAsia="zh-CN"/>
-        </w:rPr>
-        <w:t>Screenshot Set2</w:t>
-      </w:r>
-    </w:p>
-    <w:p>
       <w:r>
         <w:drawing>
           <wp:inline distT="0" distB="0" distL="114300" distR="114300">
-            <wp:extent cx="5266690" cy="2504440"/>
-            <wp:effectExtent l="0" t="0" r="6350" b="10160"/>
-            <wp:docPr id="10" name="图片 10"/>
+            <wp:extent cx="5266690" cy="2839085"/>
+            <wp:effectExtent l="0" t="0" r="6350" b="10795"/>
+            <wp:docPr id="13" name="图片 10"/>
             <wp:cNvGraphicFramePr>
               <a:graphicFrameLocks xmlns:a="http://schemas.openxmlformats.org/drawingml/2006/main" noChangeAspect="1"/>
             </wp:cNvGraphicFramePr>
@@ -524,7 +554,7 @@
               <a:graphicData uri="http://schemas.openxmlformats.org/drawingml/2006/picture">
                 <pic:pic xmlns:pic="http://schemas.openxmlformats.org/drawingml/2006/picture">
                   <pic:nvPicPr>
-                    <pic:cNvPr id="10" name="图片 10"/>
+                    <pic:cNvPr id="13" name="图片 10"/>
                     <pic:cNvPicPr>
                       <a:picLocks noChangeAspect="1"/>
                     </pic:cNvPicPr>
@@ -538,7 +568,7 @@
                   <pic:spPr>
                     <a:xfrm>
                       <a:off x="0" y="0"/>
-                      <a:ext cx="5266690" cy="2504440"/>
+                      <a:ext cx="5266690" cy="2839085"/>
                     </a:xfrm>
                     <a:prstGeom prst="rect">
                       <a:avLst/>
@@ -564,9 +594,9 @@
       <w:r>
         <w:drawing>
           <wp:inline distT="0" distB="0" distL="114300" distR="114300">
-            <wp:extent cx="5266690" cy="2797810"/>
-            <wp:effectExtent l="0" t="0" r="6350" b="6350"/>
-            <wp:docPr id="11" name="图片 11"/>
+            <wp:extent cx="5266690" cy="2649855"/>
+            <wp:effectExtent l="0" t="0" r="6350" b="1905"/>
+            <wp:docPr id="14" name="图片 11"/>
             <wp:cNvGraphicFramePr>
               <a:graphicFrameLocks xmlns:a="http://schemas.openxmlformats.org/drawingml/2006/main" noChangeAspect="1"/>
             </wp:cNvGraphicFramePr>
@@ -574,7 +604,7 @@
               <a:graphicData uri="http://schemas.openxmlformats.org/drawingml/2006/picture">
                 <pic:pic xmlns:pic="http://schemas.openxmlformats.org/drawingml/2006/picture">
                   <pic:nvPicPr>
-                    <pic:cNvPr id="11" name="图片 11"/>
+                    <pic:cNvPr id="14" name="图片 11"/>
                     <pic:cNvPicPr>
                       <a:picLocks noChangeAspect="1"/>
                     </pic:cNvPicPr>
@@ -588,7 +618,7 @@
                   <pic:spPr>
                     <a:xfrm>
                       <a:off x="0" y="0"/>
-                      <a:ext cx="5266690" cy="2797810"/>
+                      <a:ext cx="5266690" cy="2649855"/>
                     </a:xfrm>
                     <a:prstGeom prst="rect">
                       <a:avLst/>
@@ -604,6 +634,8 @@
           </wp:inline>
         </w:drawing>
       </w:r>
+      <w:bookmarkStart w:id="0" w:name="_GoBack"/>
+      <w:bookmarkEnd w:id="0"/>
     </w:p>
     <w:p>
       <w:pPr>
